--- a/frontend/public/samples/benefits-policy.docx
+++ b/frontend/public/samples/benefits-policy.docx
@@ -35,14 +35,14 @@
     </w:p>
     <w:p>
       <w:r>
-        <w:t>UT Southwestern offers three medical plans through BlueCross BlueShield. All plans include preventive care at 100 % in-network.</w:t>
+        <w:t>UT Southwestern offers three medical plans through BlueCross BlueShield. All plans include preventive care at 100% in-network.</w:t>
       </w:r>
     </w:p>
     <w:p>
       <w:r>
         <w:drawing>
           <wp:inline xmlns:a="http://schemas.openxmlformats.org/drawingml/2006/main" xmlns:pic="http://schemas.openxmlformats.org/drawingml/2006/picture">
-            <wp:extent cx="4572000" cy="2095500"/>
+            <wp:extent cx="5029200" cy="2722620"/>
             <wp:docPr id="1" name="Picture 1"/>
             <wp:cNvGraphicFramePr>
               <a:graphicFrameLocks noChangeAspect="1"/>
@@ -63,7 +63,7 @@
                   <pic:spPr>
                     <a:xfrm>
                       <a:off x="0" y="0"/>
-                      <a:ext cx="4572000" cy="2095500"/>
+                      <a:ext cx="5029200" cy="2722620"/>
                     </a:xfrm>
                     <a:prstGeom prst="rect"/>
                   </pic:spPr>
@@ -271,7 +271,7 @@
     </w:p>
     <w:p>
       <w:r>
-        <w:t xml:space="preserve">Delta Dental PPO covers two cleanings per year at 100 % in-network. Major restorative work is covered at 50 % after the $75 deductible. </w:t>
+        <w:t xml:space="preserve">Delta Dental PPO covers two cleanings per year at 100% in-network. Major restorative work is covered at 50% after the $75 deductible. </w:t>
       </w:r>
       <w:r>
         <w:rPr>
@@ -288,7 +288,7 @@
       <w:r>
         <w:drawing>
           <wp:inline xmlns:a="http://schemas.openxmlformats.org/drawingml/2006/main" xmlns:pic="http://schemas.openxmlformats.org/drawingml/2006/picture">
-            <wp:extent cx="4572000" cy="1905000"/>
+            <wp:extent cx="5029200" cy="2386739"/>
             <wp:docPr id="2" name="Picture 2"/>
             <wp:cNvGraphicFramePr>
               <a:graphicFrameLocks noChangeAspect="1"/>
@@ -309,7 +309,7 @@
                   <pic:spPr>
                     <a:xfrm>
                       <a:off x="0" y="0"/>
-                      <a:ext cx="4572000" cy="1905000"/>
+                      <a:ext cx="5029200" cy="2386739"/>
                     </a:xfrm>
                     <a:prstGeom prst="rect"/>
                   </pic:spPr>
@@ -335,14 +335,14 @@
     </w:p>
     <w:p>
       <w:r>
-        <w:t>UT Southwestern matches 100 % of your first 3 % of salary deferred and 50 % of the next 2 %, for a maximum institutional match of 4 % of pay. Contributions vest immediately.</w:t>
+        <w:t>UT Southwestern matches 100% of your first 3% of salary deferred and 50% of the next 2%, for a maximum institutional match of 4% of pay. Contributions vest immediately.</w:t>
       </w:r>
     </w:p>
     <w:p>
       <w:r>
         <w:drawing>
           <wp:inline xmlns:a="http://schemas.openxmlformats.org/drawingml/2006/main" xmlns:pic="http://schemas.openxmlformats.org/drawingml/2006/picture">
-            <wp:extent cx="4572000" cy="1905000"/>
+            <wp:extent cx="5029200" cy="2653249"/>
             <wp:docPr id="3" name="Picture 3"/>
             <wp:cNvGraphicFramePr>
               <a:graphicFrameLocks noChangeAspect="1"/>
@@ -363,7 +363,7 @@
                   <pic:spPr>
                     <a:xfrm>
                       <a:off x="0" y="0"/>
-                      <a:ext cx="4572000" cy="1905000"/>
+                      <a:ext cx="5029200" cy="2653249"/>
                     </a:xfrm>
                     <a:prstGeom prst="rect"/>
                   </pic:spPr>
@@ -437,7 +437,7 @@
           </w:tcPr>
           <w:p>
             <w:r>
-              <w:t>1–3 %</w:t>
+              <w:t>1–3%</w:t>
             </w:r>
           </w:p>
         </w:tc>
@@ -447,7 +447,7 @@
           </w:tcPr>
           <w:p>
             <w:r>
-              <w:t>3 %</w:t>
+              <w:t>3%</w:t>
             </w:r>
           </w:p>
         </w:tc>
@@ -457,7 +457,7 @@
           </w:tcPr>
           <w:p>
             <w:r>
-              <w:t>4–6 %</w:t>
+              <w:t>4–6%</w:t>
             </w:r>
           </w:p>
         </w:tc>
@@ -469,7 +469,7 @@
           </w:tcPr>
           <w:p>
             <w:r>
-              <w:t>4–5 %</w:t>
+              <w:t>4–5%</w:t>
             </w:r>
           </w:p>
         </w:tc>
@@ -479,7 +479,7 @@
           </w:tcPr>
           <w:p>
             <w:r>
-              <w:t>3.5 %</w:t>
+              <w:t>3.5%</w:t>
             </w:r>
           </w:p>
         </w:tc>
@@ -489,7 +489,7 @@
           </w:tcPr>
           <w:p>
             <w:r>
-              <w:t>7.5–8.5 %</w:t>
+              <w:t>7.5–8.5%</w:t>
             </w:r>
           </w:p>
         </w:tc>
@@ -501,7 +501,7 @@
           </w:tcPr>
           <w:p>
             <w:r>
-              <w:t>&gt; 5 %</w:t>
+              <w:t>&gt; 5%</w:t>
             </w:r>
           </w:p>
         </w:tc>
@@ -511,7 +511,7 @@
           </w:tcPr>
           <w:p>
             <w:r>
-              <w:t>4 %</w:t>
+              <w:t>4%</w:t>
             </w:r>
           </w:p>
         </w:tc>
@@ -521,7 +521,7 @@
           </w:tcPr>
           <w:p>
             <w:r>
-              <w:t>&gt; 9 %</w:t>
+              <w:t>&gt; 9%</w:t>
             </w:r>
           </w:p>
         </w:tc>
@@ -545,7 +545,7 @@
       <w:r>
         <w:drawing>
           <wp:inline xmlns:a="http://schemas.openxmlformats.org/drawingml/2006/main" xmlns:pic="http://schemas.openxmlformats.org/drawingml/2006/picture">
-            <wp:extent cx="4572000" cy="1714500"/>
+            <wp:extent cx="5029200" cy="2613942"/>
             <wp:docPr id="4" name="Picture 4"/>
             <wp:cNvGraphicFramePr>
               <a:graphicFrameLocks noChangeAspect="1"/>
@@ -566,7 +566,7 @@
                   <pic:spPr>
                     <a:xfrm>
                       <a:off x="0" y="0"/>
-                      <a:ext cx="4572000" cy="1714500"/>
+                      <a:ext cx="5029200" cy="2613942"/>
                     </a:xfrm>
                     <a:prstGeom prst="rect"/>
                   </pic:spPr>
